--- a/TutorialHelp/GitHub to Webots.docx
+++ b/TutorialHelp/GitHub to Webots.docx
@@ -69,6 +69,9 @@
         <w:ind w:left="360"/>
       </w:pPr>
       <w:r>
+        <w:rPr>
+          <w:noProof/>
+        </w:rPr>
         <w:drawing>
           <wp:inline distT="0" distB="0" distL="0" distR="0" wp14:anchorId="52F0BD20" wp14:editId="5B0DB905">
             <wp:extent cx="4847492" cy="3429497"/>
@@ -123,6 +126,9 @@
         <w:ind w:left="360"/>
       </w:pPr>
       <w:r>
+        <w:rPr>
+          <w:noProof/>
+        </w:rPr>
         <w:lastRenderedPageBreak/>
         <w:drawing>
           <wp:inline distT="0" distB="0" distL="0" distR="0" wp14:anchorId="2BDF232F" wp14:editId="7D40E10D">
@@ -178,6 +184,9 @@
         <w:ind w:left="360"/>
       </w:pPr>
       <w:r>
+        <w:rPr>
+          <w:noProof/>
+        </w:rPr>
         <w:drawing>
           <wp:inline distT="0" distB="0" distL="0" distR="0" wp14:anchorId="68870FFF" wp14:editId="0AB96A88">
             <wp:extent cx="4610134" cy="2705120"/>
@@ -232,6 +241,9 @@
         <w:ind w:left="360"/>
       </w:pPr>
       <w:r>
+        <w:rPr>
+          <w:noProof/>
+        </w:rPr>
         <w:lastRenderedPageBreak/>
         <w:drawing>
           <wp:inline distT="0" distB="0" distL="0" distR="0" wp14:anchorId="07F5873D" wp14:editId="6EE60812">
@@ -304,6 +316,9 @@
         <w:ind w:left="360"/>
       </w:pPr>
       <w:r>
+        <w:rPr>
+          <w:noProof/>
+        </w:rPr>
         <w:lastRenderedPageBreak/>
         <w:drawing>
           <wp:inline distT="0" distB="0" distL="0" distR="0" wp14:anchorId="6D17D13B" wp14:editId="5BEA53CA">
@@ -403,6 +418,9 @@
         <w:jc w:val="center"/>
       </w:pPr>
       <w:r>
+        <w:rPr>
+          <w:noProof/>
+        </w:rPr>
         <w:drawing>
           <wp:inline distT="0" distB="0" distL="0" distR="0" wp14:anchorId="6DE2C0E9" wp14:editId="075955BD">
             <wp:extent cx="514354" cy="590554"/>
@@ -497,6 +515,9 @@
         <w:ind w:left="360"/>
       </w:pPr>
       <w:r>
+        <w:rPr>
+          <w:noProof/>
+        </w:rPr>
         <w:lastRenderedPageBreak/>
         <w:drawing>
           <wp:inline distT="0" distB="0" distL="0" distR="0" wp14:anchorId="72EF43DC" wp14:editId="299FF623">
@@ -538,6 +559,9 @@
         <w:t xml:space="preserve"> </w:t>
       </w:r>
       <w:r>
+        <w:rPr>
+          <w:noProof/>
+        </w:rPr>
         <w:drawing>
           <wp:inline distT="0" distB="0" distL="0" distR="0" wp14:anchorId="6B0796EC" wp14:editId="3216080B">
             <wp:extent cx="3390925" cy="2181241"/>
@@ -602,8 +626,11 @@
         <w:t xml:space="preserve"> “Open in Terminal Option”</w:t>
       </w:r>
       <w:r>
+        <w:rPr>
+          <w:noProof/>
+        </w:rPr>
         <w:drawing>
-          <wp:inline distT="0" distB="0" distL="0" distR="0" wp14:anchorId="4C8CA608" wp14:editId="4CED7343">
+          <wp:inline distT="0" distB="0" distL="0" distR="0" wp14:anchorId="4C8CA608" wp14:editId="20A1D897">
             <wp:extent cx="5943600" cy="3872865"/>
             <wp:effectExtent l="0" t="0" r="0" b="0"/>
             <wp:docPr id="1777539896" name="Picture 2" descr="A screenshot of a computer&#10;&#10;AI-generated content may be incorrect."/>
@@ -701,6 +728,11 @@
       <w:r>
         <w:t>1.1 Step 6).</w:t>
       </w:r>
+    </w:p>
+    <w:p>
+      <w:pPr>
+        <w:pStyle w:val="ListParagraph"/>
+      </w:pPr>
       <w:r>
         <w:br/>
       </w:r>
@@ -719,6 +751,9 @@
         <w:pStyle w:val="ListParagraph"/>
       </w:pPr>
       <w:r>
+        <w:rPr>
+          <w:noProof/>
+        </w:rPr>
         <w:drawing>
           <wp:inline distT="0" distB="0" distL="0" distR="0" wp14:anchorId="4611941E" wp14:editId="4898FAC4">
             <wp:extent cx="5943600" cy="3218180"/>
@@ -760,6 +795,11 @@
       <w:pPr>
         <w:pStyle w:val="ListParagraph"/>
       </w:pPr>
+    </w:p>
+    <w:p>
+      <w:pPr>
+        <w:pStyle w:val="ListParagraph"/>
+      </w:pPr>
       <w:r>
         <w:t>-</w:t>
       </w:r>
@@ -772,6 +812,9 @@
         <w:pStyle w:val="ListParagraph"/>
       </w:pPr>
       <w:r>
+        <w:rPr>
+          <w:noProof/>
+        </w:rPr>
         <w:lastRenderedPageBreak/>
         <w:drawing>
           <wp:inline distT="0" distB="0" distL="0" distR="0" wp14:anchorId="6990C30A" wp14:editId="50C97C84">
@@ -878,6 +921,11 @@
     <w:p>
       <w:pPr>
         <w:pStyle w:val="ListParagraph"/>
+      </w:pPr>
+    </w:p>
+    <w:p>
+      <w:pPr>
+        <w:pStyle w:val="ListParagraph"/>
         <w:numPr>
           <w:ilvl w:val="0"/>
           <w:numId w:val="4"/>
@@ -942,6 +990,9 @@
         <w:pStyle w:val="ListParagraph"/>
       </w:pPr>
       <w:r>
+        <w:rPr>
+          <w:noProof/>
+        </w:rPr>
         <w:lastRenderedPageBreak/>
         <w:drawing>
           <wp:inline distT="0" distB="0" distL="0" distR="0" wp14:anchorId="5B61F458" wp14:editId="3920F854">
@@ -984,6 +1035,11 @@
       <w:pPr>
         <w:pStyle w:val="ListParagraph"/>
       </w:pPr>
+    </w:p>
+    <w:p>
+      <w:pPr>
+        <w:pStyle w:val="ListParagraph"/>
+      </w:pPr>
       <w:r>
         <w:t xml:space="preserve">If you get a different </w:t>
       </w:r>
@@ -1057,6 +1113,11 @@
     <w:p>
       <w:pPr>
         <w:pStyle w:val="ListParagraph"/>
+      </w:pPr>
+    </w:p>
+    <w:p>
+      <w:pPr>
+        <w:pStyle w:val="ListParagraph"/>
         <w:numPr>
           <w:ilvl w:val="0"/>
           <w:numId w:val="4"/>
@@ -1077,14 +1138,26 @@
         <w:pStyle w:val="ListParagraph"/>
       </w:pPr>
       <w:r>
-        <w:t>Use: git clone [repository-name]</w:t>
-      </w:r>
-    </w:p>
-    <w:p>
-      <w:pPr>
-        <w:pStyle w:val="ListParagraph"/>
-      </w:pPr>
-      <w:r>
+        <w:t xml:space="preserve">Use: git clone </w:t>
+      </w:r>
+      <w:r>
+        <w:t>&lt;r</w:t>
+      </w:r>
+      <w:r>
+        <w:t>epository-name</w:t>
+      </w:r>
+      <w:r>
+        <w:t>&gt;</w:t>
+      </w:r>
+    </w:p>
+    <w:p>
+      <w:pPr>
+        <w:pStyle w:val="ListParagraph"/>
+      </w:pPr>
+      <w:r>
+        <w:rPr>
+          <w:noProof/>
+        </w:rPr>
         <w:drawing>
           <wp:inline distT="0" distB="0" distL="0" distR="0" wp14:anchorId="5630564B" wp14:editId="5A09ACDC">
             <wp:extent cx="5943600" cy="476250"/>
@@ -1222,6 +1295,9 @@
         <w:pStyle w:val="ListParagraph"/>
       </w:pPr>
       <w:r>
+        <w:rPr>
+          <w:noProof/>
+        </w:rPr>
         <w:drawing>
           <wp:inline distT="0" distB="0" distL="0" distR="0" wp14:anchorId="7E2A71C0" wp14:editId="050FB122">
             <wp:extent cx="5943600" cy="928370"/>
@@ -1278,10 +1354,354 @@
     <w:p>
       <w:pPr>
         <w:pStyle w:val="ListParagraph"/>
+      </w:pPr>
+    </w:p>
+    <w:p>
+      <w:pPr>
+        <w:pStyle w:val="ListParagraph"/>
         <w:numPr>
           <w:ilvl w:val="0"/>
           <w:numId w:val="5"/>
         </w:numPr>
+      </w:pPr>
+      <w:r>
+        <w:t xml:space="preserve">Use: </w:t>
+      </w:r>
+    </w:p>
+    <w:p>
+      <w:pPr>
+        <w:pStyle w:val="ListParagraph"/>
+      </w:pPr>
+      <w:r>
+        <w:br/>
+        <w:t xml:space="preserve">git switch </w:t>
+      </w:r>
+      <w:r>
+        <w:t>&lt;branch-name&gt;</w:t>
+      </w:r>
+    </w:p>
+    <w:p>
+      <w:pPr>
+        <w:pStyle w:val="ListParagraph"/>
+      </w:pPr>
+      <w:r>
+        <w:t>or</w:t>
+      </w:r>
+    </w:p>
+    <w:p>
+      <w:pPr>
+        <w:pStyle w:val="ListParagraph"/>
+      </w:pPr>
+      <w:proofErr w:type="gramStart"/>
+      <w:r>
+        <w:lastRenderedPageBreak/>
+        <w:t>git</w:t>
+      </w:r>
+      <w:proofErr w:type="gramEnd"/>
+      <w:r>
+        <w:t xml:space="preserve"> checkout &lt;branch-name&gt;</w:t>
+      </w:r>
+    </w:p>
+    <w:p>
+      <w:pPr>
+        <w:pStyle w:val="ListParagraph"/>
+      </w:pPr>
+    </w:p>
+    <w:p>
+      <w:pPr>
+        <w:pStyle w:val="ListParagraph"/>
+      </w:pPr>
+      <w:r>
+        <w:drawing>
+          <wp:inline distT="0" distB="0" distL="0" distR="0" wp14:anchorId="6CBF616B" wp14:editId="2197244D">
+            <wp:extent cx="5943600" cy="1247775"/>
+            <wp:effectExtent l="0" t="0" r="0" b="9525"/>
+            <wp:docPr id="2037200012" name="Picture 1" descr="A computer screen shot of a black screen&#10;&#10;AI-generated content may be incorrect."/>
+            <wp:cNvGraphicFramePr>
+              <a:graphicFrameLocks xmlns:a="http://schemas.openxmlformats.org/drawingml/2006/main" noChangeAspect="1"/>
+            </wp:cNvGraphicFramePr>
+            <a:graphic xmlns:a="http://schemas.openxmlformats.org/drawingml/2006/main">
+              <a:graphicData uri="http://schemas.openxmlformats.org/drawingml/2006/picture">
+                <pic:pic xmlns:pic="http://schemas.openxmlformats.org/drawingml/2006/picture">
+                  <pic:nvPicPr>
+                    <pic:cNvPr id="2037200012" name="Picture 1" descr="A computer screen shot of a black screen&#10;&#10;AI-generated content may be incorrect."/>
+                    <pic:cNvPicPr/>
+                  </pic:nvPicPr>
+                  <pic:blipFill>
+                    <a:blip r:embed="rId21"/>
+                    <a:stretch>
+                      <a:fillRect/>
+                    </a:stretch>
+                  </pic:blipFill>
+                  <pic:spPr>
+                    <a:xfrm>
+                      <a:off x="0" y="0"/>
+                      <a:ext cx="5943600" cy="1247775"/>
+                    </a:xfrm>
+                    <a:prstGeom prst="rect">
+                      <a:avLst/>
+                    </a:prstGeom>
+                  </pic:spPr>
+                </pic:pic>
+              </a:graphicData>
+            </a:graphic>
+          </wp:inline>
+        </w:drawing>
+      </w:r>
+    </w:p>
+    <w:p>
+      <w:pPr>
+        <w:pStyle w:val="ListParagraph"/>
+      </w:pPr>
+      <w:r>
+        <w:t>Both should result in the same outcome and updated message.</w:t>
+      </w:r>
+    </w:p>
+    <w:p>
+      <w:pPr>
+        <w:pStyle w:val="ListParagraph"/>
+      </w:pPr>
+    </w:p>
+    <w:p>
+      <w:pPr>
+        <w:pStyle w:val="ListParagraph"/>
+        <w:numPr>
+          <w:ilvl w:val="0"/>
+          <w:numId w:val="5"/>
+        </w:numPr>
+      </w:pPr>
+      <w:r>
+        <w:t>Once you are in the branch you can use the command:</w:t>
+      </w:r>
+    </w:p>
+    <w:p>
+      <w:pPr>
+        <w:pStyle w:val="ListParagraph"/>
+      </w:pPr>
+      <w:r>
+        <w:br/>
+        <w:t xml:space="preserve">git </w:t>
+      </w:r>
+      <w:proofErr w:type="gramStart"/>
+      <w:r>
+        <w:t>pull</w:t>
+      </w:r>
+      <w:proofErr w:type="gramEnd"/>
+    </w:p>
+    <w:p>
+      <w:pPr>
+        <w:pStyle w:val="ListParagraph"/>
+      </w:pPr>
+    </w:p>
+    <w:p>
+      <w:pPr>
+        <w:pStyle w:val="ListParagraph"/>
+      </w:pPr>
+      <w:r>
+        <w:t xml:space="preserve">This will allow you to pull any material that is not on your local device and was added to the branch. This may not be of necessity since you alone are working on your branch. This will come in handy later when you need to pull from main or from the </w:t>
+      </w:r>
+      <w:r>
+        <w:t xml:space="preserve">‘Development’ branch. </w:t>
+      </w:r>
+    </w:p>
+    <w:p>
+      <w:pPr>
+        <w:pStyle w:val="ListParagraph"/>
+      </w:pPr>
+    </w:p>
+    <w:p>
+      <w:pPr>
+        <w:pStyle w:val="ListParagraph"/>
+        <w:numPr>
+          <w:ilvl w:val="0"/>
+          <w:numId w:val="5"/>
+        </w:numPr>
+      </w:pPr>
+      <w:r>
+        <w:t xml:space="preserve">After editing any </w:t>
+      </w:r>
+      <w:proofErr w:type="gramStart"/>
+      <w:r>
+        <w:t>work</w:t>
+      </w:r>
+      <w:proofErr w:type="gramEnd"/>
+      <w:r>
+        <w:t xml:space="preserve"> you can use the series of command</w:t>
+      </w:r>
+      <w:r>
+        <w:t xml:space="preserve">s to have </w:t>
+      </w:r>
+      <w:proofErr w:type="gramStart"/>
+      <w:r>
+        <w:t>a successful</w:t>
+      </w:r>
+      <w:proofErr w:type="gramEnd"/>
+      <w:r>
+        <w:t xml:space="preserve"> </w:t>
+      </w:r>
+      <w:proofErr w:type="gramStart"/>
+      <w:r>
+        <w:t>commit</w:t>
+      </w:r>
+      <w:proofErr w:type="gramEnd"/>
+      <w:r>
+        <w:t xml:space="preserve"> and push.</w:t>
+      </w:r>
+      <w:r>
+        <w:t xml:space="preserve"> </w:t>
+      </w:r>
+      <w:r>
+        <w:t xml:space="preserve">REMINDER! All changes should have been made </w:t>
+      </w:r>
+      <w:proofErr w:type="gramStart"/>
+      <w:r>
+        <w:t>in</w:t>
+      </w:r>
+      <w:proofErr w:type="gramEnd"/>
+      <w:r>
+        <w:t xml:space="preserve"> your branch. Check if you are in your branch before pushing.</w:t>
+      </w:r>
+      <w:r>
+        <w:t xml:space="preserve"> The git status is not necessary but allows you to visualize what you are pushing.</w:t>
+      </w:r>
+    </w:p>
+    <w:p>
+      <w:pPr>
+        <w:pStyle w:val="ListParagraph"/>
+      </w:pPr>
+    </w:p>
+    <w:p>
+      <w:pPr>
+        <w:pStyle w:val="ListParagraph"/>
+      </w:pPr>
+      <w:r>
+        <w:t>git status</w:t>
+      </w:r>
+    </w:p>
+    <w:p>
+      <w:pPr>
+        <w:pStyle w:val="ListParagraph"/>
+      </w:pPr>
+      <w:r>
+        <w:t xml:space="preserve">git </w:t>
+      </w:r>
+      <w:proofErr w:type="gramStart"/>
+      <w:r>
+        <w:t>add .</w:t>
+      </w:r>
+      <w:proofErr w:type="gramEnd"/>
+    </w:p>
+    <w:p>
+      <w:pPr>
+        <w:pStyle w:val="ListParagraph"/>
+      </w:pPr>
+      <w:r>
+        <w:t>git status</w:t>
+      </w:r>
+    </w:p>
+    <w:p>
+      <w:pPr>
+        <w:pStyle w:val="ListParagraph"/>
+      </w:pPr>
+      <w:r>
+        <w:t>git commit -m ‘commit message’</w:t>
+      </w:r>
+    </w:p>
+    <w:p>
+      <w:pPr>
+        <w:pStyle w:val="ListParagraph"/>
+      </w:pPr>
+      <w:r>
+        <w:t xml:space="preserve">git </w:t>
+      </w:r>
+      <w:r>
+        <w:t>push</w:t>
+      </w:r>
+    </w:p>
+    <w:p>
+      <w:pPr>
+        <w:pStyle w:val="ListParagraph"/>
+      </w:pPr>
+    </w:p>
+    <w:p>
+      <w:pPr>
+        <w:pStyle w:val="ListParagraph"/>
+      </w:pPr>
+      <w:r>
+        <w:t>For more details and information about using git push commands, please visit:</w:t>
+      </w:r>
+      <w:r>
+        <w:br/>
+      </w:r>
+      <w:hyperlink r:id="rId22" w:history="1">
+        <w:r>
+          <w:rPr>
+            <w:rStyle w:val="Hyperlink"/>
+          </w:rPr>
+          <w:t>https://github.com/git-guides/git-push</w:t>
+        </w:r>
+      </w:hyperlink>
+      <w:r>
+        <w:t xml:space="preserve"> </w:t>
+      </w:r>
+    </w:p>
+    <w:p>
+      <w:pPr>
+        <w:pStyle w:val="ListParagraph"/>
+      </w:pPr>
+      <w:r>
+        <w:t xml:space="preserve">The development branch will be where </w:t>
+      </w:r>
+      <w:proofErr w:type="gramStart"/>
+      <w:r>
+        <w:t>major</w:t>
+      </w:r>
+      <w:proofErr w:type="gramEnd"/>
+      <w:r>
+        <w:t xml:space="preserve"> completed work will be pushed to. This is before adding it to main so I can alter anything that goes wrong and have a successful </w:t>
+      </w:r>
+      <w:proofErr w:type="gramStart"/>
+      <w:r>
+        <w:t>merge</w:t>
+      </w:r>
+      <w:proofErr w:type="gramEnd"/>
+      <w:r>
+        <w:t xml:space="preserve">. </w:t>
+      </w:r>
+      <w:r>
+        <w:t>Th</w:t>
+      </w:r>
+      <w:r>
+        <w:t>e link ab</w:t>
+      </w:r>
+      <w:r>
+        <w:t xml:space="preserve">ove </w:t>
+      </w:r>
+      <w:r>
+        <w:t xml:space="preserve">shows you how to push to that branch. </w:t>
+      </w:r>
+      <w:r>
+        <w:t>It will be:</w:t>
+      </w:r>
+    </w:p>
+    <w:p>
+      <w:pPr>
+        <w:pStyle w:val="ListParagraph"/>
+      </w:pPr>
+      <w:r>
+        <w:br/>
+        <w:t xml:space="preserve">git push -u </w:t>
+      </w:r>
+      <w:r>
+        <w:t xml:space="preserve">origin </w:t>
+      </w:r>
+      <w:r>
+        <w:t>Development</w:t>
+      </w:r>
+    </w:p>
+    <w:p>
+      <w:pPr>
+        <w:pStyle w:val="ListParagraph"/>
       </w:pPr>
     </w:p>
     <w:sectPr>
@@ -2393,6 +2813,7 @@
   <w:style w:type="character" w:default="1" w:styleId="DefaultParagraphFont">
     <w:name w:val="Default Paragraph Font"/>
     <w:uiPriority w:val="1"/>
+    <w:semiHidden/>
     <w:unhideWhenUsed/>
   </w:style>
   <w:style w:type="table" w:default="1" w:styleId="TableNormal">

--- a/TutorialHelp/GitHub to Webots.docx
+++ b/TutorialHelp/GitHub to Webots.docx
@@ -25,15 +25,7 @@
     </w:p>
     <w:p>
       <w:r>
-        <w:t xml:space="preserve">This is the windows version for setting up your computer </w:t>
-      </w:r>
-      <w:proofErr w:type="gramStart"/>
-      <w:r>
-        <w:t>but</w:t>
-      </w:r>
-      <w:proofErr w:type="gramEnd"/>
-      <w:r>
-        <w:t xml:space="preserve"> should work similarly if you are using a Mac.</w:t>
+        <w:t>This is the windows version for setting up your computer but should work similarly if you are using a Mac.</w:t>
       </w:r>
     </w:p>
     <w:p>
@@ -53,15 +45,7 @@
         </w:numPr>
       </w:pPr>
       <w:r>
-        <w:t xml:space="preserve">On the repository for the project, click the drop down in the </w:t>
-      </w:r>
-      <w:proofErr w:type="gramStart"/>
-      <w:r>
-        <w:t>left hand</w:t>
-      </w:r>
-      <w:proofErr w:type="gramEnd"/>
-      <w:r>
-        <w:t xml:space="preserve"> side to view all branches. Click the “View all branches” option.</w:t>
+        <w:t>On the repository for the project, click the drop down in the left hand side to view all branches. Click the “View all branches” option.</w:t>
       </w:r>
     </w:p>
     <w:p>
@@ -294,15 +278,7 @@
         <w:t>After changing to your branch, click the “&lt;&gt;Code” drop down</w:t>
       </w:r>
       <w:r>
-        <w:t xml:space="preserve"> on the </w:t>
-      </w:r>
-      <w:proofErr w:type="gramStart"/>
-      <w:r>
-        <w:t>right hand</w:t>
-      </w:r>
-      <w:proofErr w:type="gramEnd"/>
-      <w:r>
-        <w:t xml:space="preserve"> side</w:t>
+        <w:t xml:space="preserve"> on the right hand side</w:t>
       </w:r>
       <w:r>
         <w:t xml:space="preserve">. In this drop down </w:t>
@@ -390,21 +366,8 @@
         <w:t>example</w:t>
       </w:r>
       <w:r>
-        <w:t xml:space="preserve">: Desktop -&gt; </w:t>
-      </w:r>
-      <w:proofErr w:type="spellStart"/>
-      <w:r>
-        <w:t>MarsLabWork</w:t>
-      </w:r>
-      <w:proofErr w:type="spellEnd"/>
-      <w:r>
-        <w:t xml:space="preserve"> -&gt; </w:t>
-      </w:r>
-      <w:proofErr w:type="spellStart"/>
-      <w:r>
-        <w:t>GitHubFile</w:t>
-      </w:r>
-      <w:proofErr w:type="spellEnd"/>
+        <w:t>: Desktop -&gt; MarsLabWork -&gt; GitHubFile</w:t>
+      </w:r>
       <w:r>
         <w:t>.</w:t>
       </w:r>
@@ -482,18 +445,10 @@
         <w:t xml:space="preserve">In the space where you navigated to, </w:t>
       </w:r>
       <w:r>
-        <w:t xml:space="preserve">you can either </w:t>
-      </w:r>
-      <w:proofErr w:type="gramStart"/>
-      <w:r>
-        <w:t xml:space="preserve">right click to </w:t>
-      </w:r>
-      <w:r>
-        <w:t>open the</w:t>
-      </w:r>
-      <w:proofErr w:type="gramEnd"/>
-      <w:r>
-        <w:t xml:space="preserve"> terminal or use the Windows Search</w:t>
+        <w:t xml:space="preserve">you can either right click to </w:t>
+      </w:r>
+      <w:r>
+        <w:t>open the terminal or use the Windows Search</w:t>
       </w:r>
       <w:r>
         <w:t xml:space="preserve"> to open the command prompt</w:t>
@@ -607,30 +562,14 @@
         <w:t>Or</w:t>
       </w:r>
       <w:r>
-        <w:t xml:space="preserve"> Open Terminal with a Right </w:t>
-      </w:r>
-      <w:proofErr w:type="gramStart"/>
-      <w:r>
-        <w:t>Click  and</w:t>
-      </w:r>
-      <w:proofErr w:type="gramEnd"/>
-      <w:r>
-        <w:t xml:space="preserve"> </w:t>
-      </w:r>
-      <w:proofErr w:type="gramStart"/>
-      <w:r>
-        <w:t>clicking  the</w:t>
-      </w:r>
-      <w:proofErr w:type="gramEnd"/>
-      <w:r>
-        <w:t xml:space="preserve"> “Open in Terminal Option”</w:t>
+        <w:t xml:space="preserve"> Open Terminal with a Right Click  and clicking  the “Open in Terminal Option”</w:t>
       </w:r>
       <w:r>
         <w:rPr>
           <w:noProof/>
         </w:rPr>
         <w:drawing>
-          <wp:inline distT="0" distB="0" distL="0" distR="0" wp14:anchorId="4C8CA608" wp14:editId="20A1D897">
+          <wp:inline distT="0" distB="0" distL="0" distR="0" wp14:anchorId="4C8CA608" wp14:editId="1F833F54">
             <wp:extent cx="5943600" cy="3872865"/>
             <wp:effectExtent l="0" t="0" r="0" b="0"/>
             <wp:docPr id="1777539896" name="Picture 2" descr="A screenshot of a computer&#10;&#10;AI-generated content may be incorrect."/>
@@ -882,40 +821,19 @@
         <w:t>/type</w:t>
       </w:r>
       <w:r>
-        <w:t xml:space="preserve"> it after the CD command. For </w:t>
-      </w:r>
-      <w:proofErr w:type="gramStart"/>
-      <w:r>
-        <w:t>example</w:t>
-      </w:r>
-      <w:proofErr w:type="gramEnd"/>
-      <w:r>
-        <w:t xml:space="preserve"> a </w:t>
+        <w:t xml:space="preserve"> it after the CD command. For example a </w:t>
       </w:r>
       <w:r>
         <w:t>full path of \Desktop\MARS Research\</w:t>
       </w:r>
       <w:r>
-        <w:t>May20-PathPlanning\</w:t>
-      </w:r>
-      <w:proofErr w:type="spellStart"/>
-      <w:r>
-        <w:t>Webots</w:t>
-      </w:r>
-      <w:proofErr w:type="spellEnd"/>
+        <w:t>May20-PathPlanning\Webots</w:t>
+      </w:r>
       <w:r>
         <w:t>\</w:t>
       </w:r>
       <w:r>
-        <w:t xml:space="preserve"> will take you all the way to the </w:t>
-      </w:r>
-      <w:proofErr w:type="spellStart"/>
-      <w:r>
-        <w:t>Webots</w:t>
-      </w:r>
-      <w:proofErr w:type="spellEnd"/>
-      <w:r>
-        <w:t xml:space="preserve"> file.</w:t>
+        <w:t xml:space="preserve"> will take you all the way to the Webots file.</w:t>
       </w:r>
     </w:p>
     <w:p>
@@ -938,34 +856,10 @@
         <w:t xml:space="preserve"> to continue to clone. If it is not</w:t>
       </w:r>
       <w:r>
-        <w:t xml:space="preserve">, install </w:t>
-      </w:r>
-      <w:proofErr w:type="gramStart"/>
-      <w:r>
-        <w:t>git</w:t>
-      </w:r>
-      <w:proofErr w:type="gramEnd"/>
-      <w:r>
-        <w:t xml:space="preserve"> </w:t>
-      </w:r>
-      <w:proofErr w:type="gramStart"/>
-      <w:r>
-        <w:t>to</w:t>
-      </w:r>
-      <w:proofErr w:type="gramEnd"/>
-      <w:r>
-        <w:t xml:space="preserve"> your computer and ensure it is in your PATH environment.</w:t>
-      </w:r>
-      <w:r>
-        <w:t xml:space="preserve"> You can skip this step if you already have </w:t>
-      </w:r>
-      <w:proofErr w:type="gramStart"/>
-      <w:r>
-        <w:t>git</w:t>
-      </w:r>
-      <w:proofErr w:type="gramEnd"/>
-      <w:r>
-        <w:t xml:space="preserve"> installed.</w:t>
+        <w:t>, install git to your computer and ensure it is in your PATH environment.</w:t>
+      </w:r>
+      <w:r>
+        <w:t xml:space="preserve"> You can skip this step if you already have git installed.</w:t>
       </w:r>
     </w:p>
     <w:p>
@@ -1044,15 +938,7 @@
         <w:t xml:space="preserve">If you get a different </w:t>
       </w:r>
       <w:r>
-        <w:t xml:space="preserve">output than the one above, you will have to install </w:t>
-      </w:r>
-      <w:proofErr w:type="gramStart"/>
-      <w:r>
-        <w:t>git</w:t>
-      </w:r>
-      <w:proofErr w:type="gramEnd"/>
-      <w:r>
-        <w:t>.</w:t>
+        <w:t>output than the one above, you will have to install git.</w:t>
       </w:r>
     </w:p>
     <w:p>
@@ -1226,40 +1112,16 @@
         <w:t xml:space="preserve">All your work MUST be done on your branch!!! </w:t>
       </w:r>
       <w:r>
-        <w:t xml:space="preserve">Each person has their own </w:t>
-      </w:r>
-      <w:proofErr w:type="gramStart"/>
-      <w:r>
-        <w:t>branch</w:t>
-      </w:r>
-      <w:proofErr w:type="gramEnd"/>
-      <w:r>
-        <w:t xml:space="preserve"> and </w:t>
+        <w:t xml:space="preserve">Each person has their own branch and </w:t>
       </w:r>
       <w:r>
         <w:t>they must push to that Branch only until they have completed the portion of work given.</w:t>
       </w:r>
       <w:r>
-        <w:t xml:space="preserve"> This section will instruct </w:t>
-      </w:r>
-      <w:proofErr w:type="gramStart"/>
-      <w:r>
-        <w:t>you</w:t>
-      </w:r>
-      <w:proofErr w:type="gramEnd"/>
-      <w:r>
-        <w:t xml:space="preserve"> how to navigate to your branch and how to check what branch you are in. Reminder: You must work in your </w:t>
-      </w:r>
-      <w:r>
-        <w:t xml:space="preserve">branch every time you edit, NEVER in </w:t>
-      </w:r>
-      <w:proofErr w:type="gramStart"/>
-      <w:r>
-        <w:t>main</w:t>
-      </w:r>
-      <w:proofErr w:type="gramEnd"/>
-      <w:r>
-        <w:t>.</w:t>
+        <w:t xml:space="preserve"> This section will instruct you how to navigate to your branch and how to check what branch you are in. Reminder: You must work in your </w:t>
+      </w:r>
+      <w:r>
+        <w:t>branch every time you edit, NEVER in main.</w:t>
       </w:r>
     </w:p>
     <w:p>
@@ -1271,15 +1133,7 @@
         </w:numPr>
       </w:pPr>
       <w:r>
-        <w:t xml:space="preserve">Check what branch you </w:t>
-      </w:r>
-      <w:proofErr w:type="gramStart"/>
-      <w:r>
-        <w:t>are in</w:t>
-      </w:r>
-      <w:proofErr w:type="gramEnd"/>
-      <w:r>
-        <w:t xml:space="preserve"> using:</w:t>
+        <w:t>Check what branch you are in using:</w:t>
       </w:r>
     </w:p>
     <w:p>
@@ -1340,15 +1194,7 @@
         <w:pStyle w:val="ListParagraph"/>
       </w:pPr>
       <w:r>
-        <w:t xml:space="preserve">This shows that I am in the branch named Izabella. If you are in the main </w:t>
-      </w:r>
-      <w:proofErr w:type="gramStart"/>
-      <w:r>
-        <w:t>branch</w:t>
-      </w:r>
-      <w:proofErr w:type="gramEnd"/>
-      <w:r>
-        <w:t xml:space="preserve"> follow the next steps to navigate to your branch.</w:t>
+        <w:t>This shows that I am in the branch named Izabella. If you are in the main branch follow the next steps to navigate to your branch.</w:t>
       </w:r>
     </w:p>
     <w:p>
@@ -1392,26 +1238,24 @@
       <w:pPr>
         <w:pStyle w:val="ListParagraph"/>
       </w:pPr>
-      <w:proofErr w:type="gramStart"/>
       <w:r>
         <w:lastRenderedPageBreak/>
-        <w:t>git</w:t>
-      </w:r>
-      <w:proofErr w:type="gramEnd"/>
-      <w:r>
-        <w:t xml:space="preserve"> checkout &lt;branch-name&gt;</w:t>
-      </w:r>
-    </w:p>
-    <w:p>
-      <w:pPr>
-        <w:pStyle w:val="ListParagraph"/>
-      </w:pPr>
-    </w:p>
-    <w:p>
-      <w:pPr>
-        <w:pStyle w:val="ListParagraph"/>
-      </w:pPr>
-      <w:r>
+        <w:t>git checkout &lt;branch-name&gt;</w:t>
+      </w:r>
+    </w:p>
+    <w:p>
+      <w:pPr>
+        <w:pStyle w:val="ListParagraph"/>
+      </w:pPr>
+    </w:p>
+    <w:p>
+      <w:pPr>
+        <w:pStyle w:val="ListParagraph"/>
+      </w:pPr>
+      <w:r>
+        <w:rPr>
+          <w:noProof/>
+        </w:rPr>
         <w:drawing>
           <wp:inline distT="0" distB="0" distL="0" distR="0" wp14:anchorId="6CBF616B" wp14:editId="2197244D">
             <wp:extent cx="5943600" cy="1247775"/>
@@ -1480,13 +1324,8 @@
       </w:pPr>
       <w:r>
         <w:br/>
-        <w:t xml:space="preserve">git </w:t>
-      </w:r>
-      <w:proofErr w:type="gramStart"/>
-      <w:r>
-        <w:t>pull</w:t>
-      </w:r>
-      <w:proofErr w:type="gramEnd"/>
+        <w:t>git pull</w:t>
+      </w:r>
     </w:p>
     <w:p>
       <w:pPr>
@@ -1518,48 +1357,16 @@
         </w:numPr>
       </w:pPr>
       <w:r>
-        <w:t xml:space="preserve">After editing any </w:t>
-      </w:r>
-      <w:proofErr w:type="gramStart"/>
-      <w:r>
-        <w:t>work</w:t>
-      </w:r>
-      <w:proofErr w:type="gramEnd"/>
-      <w:r>
-        <w:t xml:space="preserve"> you can use the series of command</w:t>
-      </w:r>
-      <w:r>
-        <w:t xml:space="preserve">s to have </w:t>
-      </w:r>
-      <w:proofErr w:type="gramStart"/>
-      <w:r>
-        <w:t>a successful</w:t>
-      </w:r>
-      <w:proofErr w:type="gramEnd"/>
+        <w:t>After editing any work you can use the series of command</w:t>
+      </w:r>
+      <w:r>
+        <w:t>s to have a successful commit and push.</w:t>
+      </w:r>
       <w:r>
         <w:t xml:space="preserve"> </w:t>
       </w:r>
-      <w:proofErr w:type="gramStart"/>
-      <w:r>
-        <w:t>commit</w:t>
-      </w:r>
-      <w:proofErr w:type="gramEnd"/>
-      <w:r>
-        <w:t xml:space="preserve"> and push.</w:t>
-      </w:r>
-      <w:r>
-        <w:t xml:space="preserve"> </w:t>
-      </w:r>
-      <w:r>
-        <w:t xml:space="preserve">REMINDER! All changes should have been made </w:t>
-      </w:r>
-      <w:proofErr w:type="gramStart"/>
-      <w:r>
-        <w:t>in</w:t>
-      </w:r>
-      <w:proofErr w:type="gramEnd"/>
-      <w:r>
-        <w:t xml:space="preserve"> your branch. Check if you are in your branch before pushing.</w:t>
+      <w:r>
+        <w:t>REMINDER! All changes should have been made in your branch. Check if you are in your branch before pushing.</w:t>
       </w:r>
       <w:r>
         <w:t xml:space="preserve"> The git status is not necessary but allows you to visualize what you are pushing.</w:t>
@@ -1583,37 +1390,40 @@
         <w:pStyle w:val="ListParagraph"/>
       </w:pPr>
       <w:r>
+        <w:t>git add .</w:t>
+      </w:r>
+    </w:p>
+    <w:p>
+      <w:pPr>
+        <w:pStyle w:val="ListParagraph"/>
+      </w:pPr>
+      <w:r>
+        <w:t>git status</w:t>
+      </w:r>
+    </w:p>
+    <w:p>
+      <w:pPr>
+        <w:pStyle w:val="ListParagraph"/>
+      </w:pPr>
+      <w:r>
+        <w:t>git commit -m ‘commit message’</w:t>
+      </w:r>
+    </w:p>
+    <w:p>
+      <w:pPr>
+        <w:pStyle w:val="ListParagraph"/>
+      </w:pPr>
+      <w:r>
+        <w:t>git status</w:t>
+      </w:r>
+    </w:p>
+    <w:p>
+      <w:pPr>
+        <w:pStyle w:val="ListParagraph"/>
+      </w:pPr>
+      <w:r>
         <w:t xml:space="preserve">git </w:t>
       </w:r>
-      <w:proofErr w:type="gramStart"/>
-      <w:r>
-        <w:t>add .</w:t>
-      </w:r>
-      <w:proofErr w:type="gramEnd"/>
-    </w:p>
-    <w:p>
-      <w:pPr>
-        <w:pStyle w:val="ListParagraph"/>
-      </w:pPr>
-      <w:r>
-        <w:t>git status</w:t>
-      </w:r>
-    </w:p>
-    <w:p>
-      <w:pPr>
-        <w:pStyle w:val="ListParagraph"/>
-      </w:pPr>
-      <w:r>
-        <w:t>git commit -m ‘commit message’</w:t>
-      </w:r>
-    </w:p>
-    <w:p>
-      <w:pPr>
-        <w:pStyle w:val="ListParagraph"/>
-      </w:pPr>
-      <w:r>
-        <w:t xml:space="preserve">git </w:t>
-      </w:r>
       <w:r>
         <w:t>push</w:t>
       </w:r>
@@ -1622,6 +1432,82 @@
       <w:pPr>
         <w:pStyle w:val="ListParagraph"/>
       </w:pPr>
+      <w:r>
+        <w:lastRenderedPageBreak/>
+        <w:drawing>
+          <wp:inline distT="0" distB="0" distL="0" distR="0" wp14:anchorId="3C326A1A" wp14:editId="4C5BB280">
+            <wp:extent cx="5943600" cy="7266305"/>
+            <wp:effectExtent l="0" t="0" r="0" b="0"/>
+            <wp:docPr id="1777535790" name="Picture 1" descr="A screenshot of a computer program&#10;&#10;AI-generated content may be incorrect."/>
+            <wp:cNvGraphicFramePr>
+              <a:graphicFrameLocks xmlns:a="http://schemas.openxmlformats.org/drawingml/2006/main" noChangeAspect="1"/>
+            </wp:cNvGraphicFramePr>
+            <a:graphic xmlns:a="http://schemas.openxmlformats.org/drawingml/2006/main">
+              <a:graphicData uri="http://schemas.openxmlformats.org/drawingml/2006/picture">
+                <pic:pic xmlns:pic="http://schemas.openxmlformats.org/drawingml/2006/picture">
+                  <pic:nvPicPr>
+                    <pic:cNvPr id="1777535790" name="Picture 1" descr="A screenshot of a computer program&#10;&#10;AI-generated content may be incorrect."/>
+                    <pic:cNvPicPr/>
+                  </pic:nvPicPr>
+                  <pic:blipFill>
+                    <a:blip r:embed="rId22"/>
+                    <a:stretch>
+                      <a:fillRect/>
+                    </a:stretch>
+                  </pic:blipFill>
+                  <pic:spPr>
+                    <a:xfrm>
+                      <a:off x="0" y="0"/>
+                      <a:ext cx="5943600" cy="7266305"/>
+                    </a:xfrm>
+                    <a:prstGeom prst="rect">
+                      <a:avLst/>
+                    </a:prstGeom>
+                  </pic:spPr>
+                </pic:pic>
+              </a:graphicData>
+            </a:graphic>
+          </wp:inline>
+        </w:drawing>
+      </w:r>
+    </w:p>
+    <w:p>
+      <w:pPr>
+        <w:pStyle w:val="ListParagraph"/>
+      </w:pPr>
+    </w:p>
+    <w:p>
+      <w:pPr>
+        <w:pStyle w:val="ListParagraph"/>
+      </w:pPr>
+      <w:r>
+        <w:t xml:space="preserve">git add can also individually add files </w:t>
+      </w:r>
+      <w:r>
+        <w:t>to push when removing the ‘.’ . It can be used as:</w:t>
+      </w:r>
+    </w:p>
+    <w:p>
+      <w:pPr>
+        <w:pStyle w:val="ListParagraph"/>
+      </w:pPr>
+    </w:p>
+    <w:p>
+      <w:pPr>
+        <w:pStyle w:val="ListParagraph"/>
+      </w:pPr>
+      <w:r>
+        <w:lastRenderedPageBreak/>
+        <w:t xml:space="preserve">git add </w:t>
+      </w:r>
+      <w:r>
+        <w:t>&lt;file-name&gt;</w:t>
+      </w:r>
+    </w:p>
+    <w:p>
+      <w:pPr>
+        <w:pStyle w:val="ListParagraph"/>
+      </w:pPr>
     </w:p>
     <w:p>
       <w:pPr>
@@ -1633,7 +1519,7 @@
       <w:r>
         <w:br/>
       </w:r>
-      <w:hyperlink r:id="rId22" w:history="1">
+      <w:hyperlink r:id="rId23" w:history="1">
         <w:r>
           <w:rPr>
             <w:rStyle w:val="Hyperlink"/>
@@ -1650,26 +1536,7 @@
         <w:pStyle w:val="ListParagraph"/>
       </w:pPr>
       <w:r>
-        <w:t xml:space="preserve">The development branch will be where </w:t>
-      </w:r>
-      <w:proofErr w:type="gramStart"/>
-      <w:r>
-        <w:t>major</w:t>
-      </w:r>
-      <w:proofErr w:type="gramEnd"/>
-      <w:r>
-        <w:t xml:space="preserve"> completed work will be pushed to. This is before adding it to main so I can alter anything that goes wrong and have a successful </w:t>
-      </w:r>
-      <w:proofErr w:type="gramStart"/>
-      <w:r>
-        <w:t>merge</w:t>
-      </w:r>
-      <w:proofErr w:type="gramEnd"/>
-      <w:r>
-        <w:t xml:space="preserve">. </w:t>
-      </w:r>
-      <w:r>
-        <w:t>Th</w:t>
+        <w:t>The development branch will be where major completed work will be pushed to. This is before adding it to main so I can alter anything that goes wrong and have a successful merge. Th</w:t>
       </w:r>
       <w:r>
         <w:t>e link ab</w:t>
@@ -1703,6 +1570,378 @@
       <w:pPr>
         <w:pStyle w:val="ListParagraph"/>
       </w:pPr>
+    </w:p>
+    <w:p>
+      <w:pPr>
+        <w:pStyle w:val="ListParagraph"/>
+      </w:pPr>
+      <w:r>
+        <w:t>PLEASE DO NOT USE THIS COMMAND WHILE FOLLOWING THIS TUTORIAL. It shouldn’t alter anything, but it is not a necessary item to use. However, I do want you to have the knowledge that we will be merging all of our branch work to the development periodically.</w:t>
+      </w:r>
+    </w:p>
+    <w:p>
+      <w:pPr>
+        <w:pStyle w:val="ListParagraph"/>
+      </w:pPr>
+    </w:p>
+    <w:p>
+      <w:pPr>
+        <w:pStyle w:val="Heading1"/>
+        <w:numPr>
+          <w:ilvl w:val="0"/>
+          <w:numId w:val="2"/>
+        </w:numPr>
+      </w:pPr>
+      <w:r>
+        <w:t>Webots</w:t>
+      </w:r>
+    </w:p>
+    <w:p>
+      <w:r>
+        <w:t>Now that you have git installed and the GitHub repository on your local device it should be relatively easy to use Webots.</w:t>
+      </w:r>
+      <w:r>
+        <w:t xml:space="preserve"> For the purpose of this demonstration, you will need to insure that python is installed on your device. This will not be included in this tutorial, however there are multiple you can search or even ask ChatGPT for instructions and information on how to do so.</w:t>
+      </w:r>
+    </w:p>
+    <w:p>
+      <w:pPr>
+        <w:pStyle w:val="ListParagraph"/>
+        <w:numPr>
+          <w:ilvl w:val="0"/>
+          <w:numId w:val="6"/>
+        </w:numPr>
+      </w:pPr>
+      <w:r>
+        <w:t>Open file explorer and navigate to the repository that you cloned.</w:t>
+      </w:r>
+    </w:p>
+    <w:p>
+      <w:pPr>
+        <w:ind w:left="360"/>
+      </w:pPr>
+      <w:r>
+        <w:drawing>
+          <wp:inline distT="0" distB="0" distL="0" distR="0" wp14:anchorId="76CBCE25" wp14:editId="4C7B498D">
+            <wp:extent cx="5943600" cy="2745105"/>
+            <wp:effectExtent l="0" t="0" r="0" b="0"/>
+            <wp:docPr id="539804185" name="Picture 1" descr="A screenshot of a computer&#10;&#10;AI-generated content may be incorrect."/>
+            <wp:cNvGraphicFramePr>
+              <a:graphicFrameLocks xmlns:a="http://schemas.openxmlformats.org/drawingml/2006/main" noChangeAspect="1"/>
+            </wp:cNvGraphicFramePr>
+            <a:graphic xmlns:a="http://schemas.openxmlformats.org/drawingml/2006/main">
+              <a:graphicData uri="http://schemas.openxmlformats.org/drawingml/2006/picture">
+                <pic:pic xmlns:pic="http://schemas.openxmlformats.org/drawingml/2006/picture">
+                  <pic:nvPicPr>
+                    <pic:cNvPr id="539804185" name="Picture 1" descr="A screenshot of a computer&#10;&#10;AI-generated content may be incorrect."/>
+                    <pic:cNvPicPr/>
+                  </pic:nvPicPr>
+                  <pic:blipFill>
+                    <a:blip r:embed="rId24"/>
+                    <a:stretch>
+                      <a:fillRect/>
+                    </a:stretch>
+                  </pic:blipFill>
+                  <pic:spPr>
+                    <a:xfrm>
+                      <a:off x="0" y="0"/>
+                      <a:ext cx="5943600" cy="2745105"/>
+                    </a:xfrm>
+                    <a:prstGeom prst="rect">
+                      <a:avLst/>
+                    </a:prstGeom>
+                  </pic:spPr>
+                </pic:pic>
+              </a:graphicData>
+            </a:graphic>
+          </wp:inline>
+        </w:drawing>
+      </w:r>
+    </w:p>
+    <w:p>
+      <w:pPr>
+        <w:pStyle w:val="ListParagraph"/>
+        <w:numPr>
+          <w:ilvl w:val="0"/>
+          <w:numId w:val="6"/>
+        </w:numPr>
+      </w:pPr>
+      <w:r>
+        <w:lastRenderedPageBreak/>
+        <w:t>Explore the contents of the “Controllers” file. This is where all of the algorithm</w:t>
+      </w:r>
+      <w:r>
+        <w:t xml:space="preserve">s reside. </w:t>
+      </w:r>
+      <w:r>
+        <w:t xml:space="preserve">All of these should be available to you when you open the WeBots application from the repository on your local device. </w:t>
+      </w:r>
+      <w:r>
+        <w:t>Most of them are complete with the exception of AltComboBug. Please do not touch this file as it is currently in active editing</w:t>
+      </w:r>
+      <w:r>
+        <w:t xml:space="preserve"> and will cause merge conflicts.</w:t>
+      </w:r>
+    </w:p>
+    <w:p>
+      <w:pPr>
+        <w:pStyle w:val="ListParagraph"/>
+        <w:numPr>
+          <w:ilvl w:val="0"/>
+          <w:numId w:val="6"/>
+        </w:numPr>
+      </w:pPr>
+      <w:r>
+        <w:t xml:space="preserve">Return to the full repository and </w:t>
+      </w:r>
+      <w:r>
+        <w:t>open the “Worlds” file. All of these are the maps that have been tested on. The H stands for horizontal meaning the robot and goal are horizontal from each other and V stands for vertical. Do not alter the names unless otherwise instructed. To test out and experiment with these maps, open any of these world files and it should automatically open in WeBots.</w:t>
+      </w:r>
+      <w:r>
+        <w:t xml:space="preserve"> Now that you are in the Webots application you can begin to run it.</w:t>
+      </w:r>
+    </w:p>
+    <w:p>
+      <w:pPr>
+        <w:pStyle w:val="ListParagraph"/>
+        <w:numPr>
+          <w:ilvl w:val="0"/>
+          <w:numId w:val="6"/>
+        </w:numPr>
+      </w:pPr>
+      <w:r>
+        <w:t>In the scene tree on the left-hand side, open the drop down for the Robot</w:t>
+      </w:r>
+    </w:p>
+    <w:p>
+      <w:pPr>
+        <w:ind w:left="360" w:firstLine="360"/>
+      </w:pPr>
+      <w:r>
+        <w:drawing>
+          <wp:inline distT="0" distB="0" distL="0" distR="0" wp14:anchorId="14FC964D" wp14:editId="6AB3C054">
+            <wp:extent cx="2333642" cy="3171848"/>
+            <wp:effectExtent l="0" t="0" r="9525" b="9525"/>
+            <wp:docPr id="1431194559" name="Picture 1" descr="A screenshot of a computer&#10;&#10;AI-generated content may be incorrect."/>
+            <wp:cNvGraphicFramePr>
+              <a:graphicFrameLocks xmlns:a="http://schemas.openxmlformats.org/drawingml/2006/main" noChangeAspect="1"/>
+            </wp:cNvGraphicFramePr>
+            <a:graphic xmlns:a="http://schemas.openxmlformats.org/drawingml/2006/main">
+              <a:graphicData uri="http://schemas.openxmlformats.org/drawingml/2006/picture">
+                <pic:pic xmlns:pic="http://schemas.openxmlformats.org/drawingml/2006/picture">
+                  <pic:nvPicPr>
+                    <pic:cNvPr id="1431194559" name="Picture 1" descr="A screenshot of a computer&#10;&#10;AI-generated content may be incorrect."/>
+                    <pic:cNvPicPr/>
+                  </pic:nvPicPr>
+                  <pic:blipFill>
+                    <a:blip r:embed="rId25"/>
+                    <a:stretch>
+                      <a:fillRect/>
+                    </a:stretch>
+                  </pic:blipFill>
+                  <pic:spPr>
+                    <a:xfrm>
+                      <a:off x="0" y="0"/>
+                      <a:ext cx="2333642" cy="3171848"/>
+                    </a:xfrm>
+                    <a:prstGeom prst="rect">
+                      <a:avLst/>
+                    </a:prstGeom>
+                  </pic:spPr>
+                </pic:pic>
+              </a:graphicData>
+            </a:graphic>
+          </wp:inline>
+        </w:drawing>
+      </w:r>
+    </w:p>
+    <w:p>
+      <w:pPr>
+        <w:pStyle w:val="ListParagraph"/>
+        <w:numPr>
+          <w:ilvl w:val="0"/>
+          <w:numId w:val="6"/>
+        </w:numPr>
+      </w:pPr>
+      <w:r>
+        <w:t>Scroll down to find the “controller” and click on it.</w:t>
+      </w:r>
+      <w:r>
+        <w:t xml:space="preserve"> This will tell you which algorithm controller is active on the robot.</w:t>
+      </w:r>
+    </w:p>
+    <w:p>
+      <w:pPr>
+        <w:pStyle w:val="ListParagraph"/>
+      </w:pPr>
+      <w:r>
+        <w:lastRenderedPageBreak/>
+        <w:drawing>
+          <wp:inline distT="0" distB="0" distL="0" distR="0" wp14:anchorId="5372474C" wp14:editId="672B27DB">
+            <wp:extent cx="2013601" cy="4677508"/>
+            <wp:effectExtent l="0" t="0" r="5715" b="8890"/>
+            <wp:docPr id="1828500958" name="Picture 1" descr="A screenshot of a computer program&#10;&#10;AI-generated content may be incorrect."/>
+            <wp:cNvGraphicFramePr>
+              <a:graphicFrameLocks xmlns:a="http://schemas.openxmlformats.org/drawingml/2006/main" noChangeAspect="1"/>
+            </wp:cNvGraphicFramePr>
+            <a:graphic xmlns:a="http://schemas.openxmlformats.org/drawingml/2006/main">
+              <a:graphicData uri="http://schemas.openxmlformats.org/drawingml/2006/picture">
+                <pic:pic xmlns:pic="http://schemas.openxmlformats.org/drawingml/2006/picture">
+                  <pic:nvPicPr>
+                    <pic:cNvPr id="1828500958" name="Picture 1" descr="A screenshot of a computer program&#10;&#10;AI-generated content may be incorrect."/>
+                    <pic:cNvPicPr/>
+                  </pic:nvPicPr>
+                  <pic:blipFill>
+                    <a:blip r:embed="rId26"/>
+                    <a:stretch>
+                      <a:fillRect/>
+                    </a:stretch>
+                  </pic:blipFill>
+                  <pic:spPr>
+                    <a:xfrm>
+                      <a:off x="0" y="0"/>
+                      <a:ext cx="2015512" cy="4681946"/>
+                    </a:xfrm>
+                    <a:prstGeom prst="rect">
+                      <a:avLst/>
+                    </a:prstGeom>
+                  </pic:spPr>
+                </pic:pic>
+              </a:graphicData>
+            </a:graphic>
+          </wp:inline>
+        </w:drawing>
+      </w:r>
+    </w:p>
+    <w:p>
+      <w:pPr>
+        <w:pStyle w:val="ListParagraph"/>
+        <w:numPr>
+          <w:ilvl w:val="0"/>
+          <w:numId w:val="6"/>
+        </w:numPr>
+      </w:pPr>
+      <w:r>
+        <w:t>To select a new controller, click the “Select…” Button. This will give a pop up with all the algorithms that should be in the “Controllers” file.</w:t>
+      </w:r>
+      <w:r>
+        <w:t xml:space="preserve"> </w:t>
+      </w:r>
+    </w:p>
+    <w:p>
+      <w:pPr>
+        <w:pStyle w:val="ListParagraph"/>
+        <w:numPr>
+          <w:ilvl w:val="0"/>
+          <w:numId w:val="6"/>
+        </w:numPr>
+      </w:pPr>
+      <w:r>
+        <w:t xml:space="preserve">The following pop up should show you all the algorithms. From here you can click the one you want to test and </w:t>
+      </w:r>
+      <w:r>
+        <w:t>then click the OK button.</w:t>
+      </w:r>
+    </w:p>
+    <w:p>
+      <w:pPr>
+        <w:pStyle w:val="ListParagraph"/>
+      </w:pPr>
+      <w:r>
+        <w:lastRenderedPageBreak/>
+        <w:drawing>
+          <wp:inline distT="0" distB="0" distL="0" distR="0" wp14:anchorId="6009C638" wp14:editId="72F94BD0">
+            <wp:extent cx="2590819" cy="2971822"/>
+            <wp:effectExtent l="0" t="0" r="0" b="0"/>
+            <wp:docPr id="2073177799" name="Picture 1" descr="A screenshot of a computer program&#10;&#10;AI-generated content may be incorrect."/>
+            <wp:cNvGraphicFramePr>
+              <a:graphicFrameLocks xmlns:a="http://schemas.openxmlformats.org/drawingml/2006/main" noChangeAspect="1"/>
+            </wp:cNvGraphicFramePr>
+            <a:graphic xmlns:a="http://schemas.openxmlformats.org/drawingml/2006/main">
+              <a:graphicData uri="http://schemas.openxmlformats.org/drawingml/2006/picture">
+                <pic:pic xmlns:pic="http://schemas.openxmlformats.org/drawingml/2006/picture">
+                  <pic:nvPicPr>
+                    <pic:cNvPr id="2073177799" name="Picture 1" descr="A screenshot of a computer program&#10;&#10;AI-generated content may be incorrect."/>
+                    <pic:cNvPicPr/>
+                  </pic:nvPicPr>
+                  <pic:blipFill>
+                    <a:blip r:embed="rId27"/>
+                    <a:stretch>
+                      <a:fillRect/>
+                    </a:stretch>
+                  </pic:blipFill>
+                  <pic:spPr>
+                    <a:xfrm>
+                      <a:off x="0" y="0"/>
+                      <a:ext cx="2590819" cy="2971822"/>
+                    </a:xfrm>
+                    <a:prstGeom prst="rect">
+                      <a:avLst/>
+                    </a:prstGeom>
+                  </pic:spPr>
+                </pic:pic>
+              </a:graphicData>
+            </a:graphic>
+          </wp:inline>
+        </w:drawing>
+      </w:r>
+    </w:p>
+    <w:p>
+      <w:pPr>
+        <w:pStyle w:val="ListParagraph"/>
+        <w:numPr>
+          <w:ilvl w:val="0"/>
+          <w:numId w:val="6"/>
+        </w:numPr>
+      </w:pPr>
+      <w:r>
+        <w:t>Now click the save button at the top of the screen on the tool bar (the red circle on the leftmost side)</w:t>
+      </w:r>
+      <w:r>
+        <w:t xml:space="preserve"> before reloading the environment by clicking the Reload World button (the middle red circle). Then you can press play (the rightmost red circle) and watch the robot interact with the environment according to its algorithm.</w:t>
+      </w:r>
+    </w:p>
+    <w:p>
+      <w:pPr>
+        <w:pStyle w:val="ListParagraph"/>
+      </w:pPr>
+      <w:r>
+        <w:drawing>
+          <wp:inline distT="0" distB="0" distL="0" distR="0" wp14:anchorId="3304F9D0" wp14:editId="60F0795A">
+            <wp:extent cx="5872205" cy="319090"/>
+            <wp:effectExtent l="0" t="0" r="0" b="5080"/>
+            <wp:docPr id="1334630525" name="Picture 1"/>
+            <wp:cNvGraphicFramePr>
+              <a:graphicFrameLocks xmlns:a="http://schemas.openxmlformats.org/drawingml/2006/main" noChangeAspect="1"/>
+            </wp:cNvGraphicFramePr>
+            <a:graphic xmlns:a="http://schemas.openxmlformats.org/drawingml/2006/main">
+              <a:graphicData uri="http://schemas.openxmlformats.org/drawingml/2006/picture">
+                <pic:pic xmlns:pic="http://schemas.openxmlformats.org/drawingml/2006/picture">
+                  <pic:nvPicPr>
+                    <pic:cNvPr id="1334630525" name=""/>
+                    <pic:cNvPicPr/>
+                  </pic:nvPicPr>
+                  <pic:blipFill>
+                    <a:blip r:embed="rId28"/>
+                    <a:stretch>
+                      <a:fillRect/>
+                    </a:stretch>
+                  </pic:blipFill>
+                  <pic:spPr>
+                    <a:xfrm>
+                      <a:off x="0" y="0"/>
+                      <a:ext cx="5872205" cy="319090"/>
+                    </a:xfrm>
+                    <a:prstGeom prst="rect">
+                      <a:avLst/>
+                    </a:prstGeom>
+                  </pic:spPr>
+                </pic:pic>
+              </a:graphicData>
+            </a:graphic>
+          </wp:inline>
+        </w:drawing>
+      </w:r>
     </w:p>
     <w:sectPr>
       <w:pgSz w:w="12240" w:h="15840"/>
@@ -1927,6 +2166,95 @@
     </w:lvl>
   </w:abstractNum>
   <w:abstractNum w:abstractNumId="2" w15:restartNumberingAfterBreak="0">
+    <w:nsid w:val="28533C83"/>
+    <w:multiLevelType w:val="hybridMultilevel"/>
+    <w:tmpl w:val="1B3AFB92"/>
+    <w:lvl w:ilvl="0" w:tplc="0409000F">
+      <w:start w:val="1"/>
+      <w:numFmt w:val="decimal"/>
+      <w:lvlText w:val="%1."/>
+      <w:lvlJc w:val="left"/>
+      <w:pPr>
+        <w:ind w:left="720" w:hanging="360"/>
+      </w:pPr>
+      <w:rPr>
+        <w:rFonts w:hint="default"/>
+      </w:rPr>
+    </w:lvl>
+    <w:lvl w:ilvl="1" w:tplc="04090019" w:tentative="1">
+      <w:start w:val="1"/>
+      <w:numFmt w:val="lowerLetter"/>
+      <w:lvlText w:val="%2."/>
+      <w:lvlJc w:val="left"/>
+      <w:pPr>
+        <w:ind w:left="1440" w:hanging="360"/>
+      </w:pPr>
+    </w:lvl>
+    <w:lvl w:ilvl="2" w:tplc="0409001B" w:tentative="1">
+      <w:start w:val="1"/>
+      <w:numFmt w:val="lowerRoman"/>
+      <w:lvlText w:val="%3."/>
+      <w:lvlJc w:val="right"/>
+      <w:pPr>
+        <w:ind w:left="2160" w:hanging="180"/>
+      </w:pPr>
+    </w:lvl>
+    <w:lvl w:ilvl="3" w:tplc="0409000F" w:tentative="1">
+      <w:start w:val="1"/>
+      <w:numFmt w:val="decimal"/>
+      <w:lvlText w:val="%4."/>
+      <w:lvlJc w:val="left"/>
+      <w:pPr>
+        <w:ind w:left="2880" w:hanging="360"/>
+      </w:pPr>
+    </w:lvl>
+    <w:lvl w:ilvl="4" w:tplc="04090019" w:tentative="1">
+      <w:start w:val="1"/>
+      <w:numFmt w:val="lowerLetter"/>
+      <w:lvlText w:val="%5."/>
+      <w:lvlJc w:val="left"/>
+      <w:pPr>
+        <w:ind w:left="3600" w:hanging="360"/>
+      </w:pPr>
+    </w:lvl>
+    <w:lvl w:ilvl="5" w:tplc="0409001B" w:tentative="1">
+      <w:start w:val="1"/>
+      <w:numFmt w:val="lowerRoman"/>
+      <w:lvlText w:val="%6."/>
+      <w:lvlJc w:val="right"/>
+      <w:pPr>
+        <w:ind w:left="4320" w:hanging="180"/>
+      </w:pPr>
+    </w:lvl>
+    <w:lvl w:ilvl="6" w:tplc="0409000F" w:tentative="1">
+      <w:start w:val="1"/>
+      <w:numFmt w:val="decimal"/>
+      <w:lvlText w:val="%7."/>
+      <w:lvlJc w:val="left"/>
+      <w:pPr>
+        <w:ind w:left="5040" w:hanging="360"/>
+      </w:pPr>
+    </w:lvl>
+    <w:lvl w:ilvl="7" w:tplc="04090019" w:tentative="1">
+      <w:start w:val="1"/>
+      <w:numFmt w:val="lowerLetter"/>
+      <w:lvlText w:val="%8."/>
+      <w:lvlJc w:val="left"/>
+      <w:pPr>
+        <w:ind w:left="5760" w:hanging="360"/>
+      </w:pPr>
+    </w:lvl>
+    <w:lvl w:ilvl="8" w:tplc="0409001B" w:tentative="1">
+      <w:start w:val="1"/>
+      <w:numFmt w:val="lowerRoman"/>
+      <w:lvlText w:val="%9."/>
+      <w:lvlJc w:val="right"/>
+      <w:pPr>
+        <w:ind w:left="6480" w:hanging="180"/>
+      </w:pPr>
+    </w:lvl>
+  </w:abstractNum>
+  <w:abstractNum w:abstractNumId="3" w15:restartNumberingAfterBreak="0">
     <w:nsid w:val="3CFD02FB"/>
     <w:multiLevelType w:val="hybridMultilevel"/>
     <w:tmpl w:val="5F5E3192"/>
@@ -2015,7 +2343,7 @@
       </w:pPr>
     </w:lvl>
   </w:abstractNum>
-  <w:abstractNum w:abstractNumId="3" w15:restartNumberingAfterBreak="0">
+  <w:abstractNum w:abstractNumId="4" w15:restartNumberingAfterBreak="0">
     <w:nsid w:val="521067FE"/>
     <w:multiLevelType w:val="hybridMultilevel"/>
     <w:tmpl w:val="FD16B866"/>
@@ -2104,7 +2432,7 @@
       </w:pPr>
     </w:lvl>
   </w:abstractNum>
-  <w:abstractNum w:abstractNumId="4" w15:restartNumberingAfterBreak="0">
+  <w:abstractNum w:abstractNumId="5" w15:restartNumberingAfterBreak="0">
     <w:nsid w:val="53704941"/>
     <w:multiLevelType w:val="hybridMultilevel"/>
     <w:tmpl w:val="8DFEEEE8"/>
@@ -2194,19 +2522,22 @@
     </w:lvl>
   </w:abstractNum>
   <w:num w:numId="1" w16cid:durableId="657003471">
-    <w:abstractNumId w:val="2"/>
+    <w:abstractNumId w:val="3"/>
   </w:num>
   <w:num w:numId="2" w16cid:durableId="1527526420">
     <w:abstractNumId w:val="1"/>
   </w:num>
   <w:num w:numId="3" w16cid:durableId="111942877">
-    <w:abstractNumId w:val="3"/>
+    <w:abstractNumId w:val="4"/>
   </w:num>
   <w:num w:numId="4" w16cid:durableId="1612207698">
-    <w:abstractNumId w:val="4"/>
+    <w:abstractNumId w:val="5"/>
   </w:num>
   <w:num w:numId="5" w16cid:durableId="762266641">
     <w:abstractNumId w:val="0"/>
+  </w:num>
+  <w:num w:numId="6" w16cid:durableId="1714773321">
+    <w:abstractNumId w:val="2"/>
   </w:num>
 </w:numbering>
 </file>
